--- a/Fase 2/Evidencias Proyecto/Evidencias de documentación/Marco Ágil Actualizado.docx
+++ b/Fase 2/Evidencias Proyecto/Evidencias de documentación/Marco Ágil Actualizado.docx
@@ -575,6 +575,11 @@
     <w:sdt>
       <w:sdtPr>
         <w:rPr>
+          <w:rFonts w:ascii="Liberation Serif" w:hAnsi="Liberation Serif"/>
+          <w:b w:val="0"/>
+          <w:bCs w:val="0"/>
+          <w:sz w:val="24"/>
+          <w:szCs w:val="24"/>
           <w:lang w:val="es-ES"/>
         </w:rPr>
         <w:id w:val="1640770753"/>
@@ -583,13 +588,6 @@
           <w:docPartUnique/>
         </w:docPartObj>
       </w:sdtPr>
-      <w:sdtEndPr>
-        <w:rPr>
-          <w:rFonts w:ascii="Liberation Serif" w:hAnsi="Liberation Serif"/>
-          <w:sz w:val="24"/>
-          <w:szCs w:val="24"/>
-        </w:rPr>
-      </w:sdtEndPr>
       <w:sdtContent>
         <w:p>
           <w:pPr>
@@ -8585,118 +8583,63 @@
     </w:p>
     <w:p>
       <w:pPr>
-        <w:pStyle w:val="Textoindependiente"/>
-        <w:rPr>
-          <w:lang w:val="es-CL"/>
-        </w:rPr>
-      </w:pPr>
-      <w:r>
-        <w:rPr>
-          <w:lang w:val="es-CL"/>
-        </w:rPr>
-        <w:t xml:space="preserve">La ejecución local documentada para la aplicación web usa Node.js y </w:t>
+        <w:pStyle w:val="Ttulo1"/>
+        <w:rPr>
+          <w:lang w:val="es-CL"/>
+        </w:rPr>
+      </w:pPr>
+      <w:bookmarkStart w:id="29" w:name="_Toc243093430"/>
+      <w:r>
+        <w:rPr>
+          <w:lang w:val="es-CL"/>
+        </w:rPr>
+        <w:t>5. Despliegue, Docker y Manual Técnico</w:t>
+      </w:r>
+      <w:bookmarkEnd w:id="29"/>
+    </w:p>
+    <w:p>
+      <w:pPr>
+        <w:pStyle w:val="Ttulo2"/>
+        <w:rPr>
+          <w:lang w:val="es-CL"/>
+        </w:rPr>
+      </w:pPr>
+      <w:bookmarkStart w:id="30" w:name="_Toc243093431"/>
+      <w:r>
+        <w:rPr>
+          <w:lang w:val="es-CL"/>
+        </w:rPr>
+        <w:t>5.1. Entorno de Portabilidad (</w:t>
       </w:r>
       <w:proofErr w:type="spellStart"/>
       <w:r>
         <w:rPr>
           <w:lang w:val="es-CL"/>
         </w:rPr>
-        <w:t>npm</w:t>
+        <w:t>Dockerfiles</w:t>
       </w:r>
       <w:proofErr w:type="spellEnd"/>
       <w:r>
         <w:rPr>
           <w:lang w:val="es-CL"/>
         </w:rPr>
-        <w:t xml:space="preserve">. No se encontró un </w:t>
+        <w:t xml:space="preserve"> y </w:t>
       </w:r>
       <w:proofErr w:type="spellStart"/>
       <w:r>
         <w:rPr>
           <w:lang w:val="es-CL"/>
         </w:rPr>
-        <w:t>Dockerfile</w:t>
+        <w:t>docker-compose</w:t>
       </w:r>
       <w:proofErr w:type="spellEnd"/>
       <w:r>
         <w:rPr>
           <w:lang w:val="es-CL"/>
         </w:rPr>
-        <w:t xml:space="preserve"> ni un archivo </w:t>
-      </w:r>
-      <w:proofErr w:type="spellStart"/>
-      <w:r>
-        <w:rPr>
-          <w:rFonts w:ascii="Liberation Mono" w:hAnsi="Liberation Mono"/>
-          <w:lang w:val="es-CL"/>
-        </w:rPr>
-        <w:t>docker-compose.yml</w:t>
-      </w:r>
-      <w:proofErr w:type="spellEnd"/>
-      <w:r>
-        <w:rPr>
-          <w:lang w:val="es-CL"/>
-        </w:rPr>
-        <w:t xml:space="preserve"> en el checkout; por lo tanto, Docker se considera una mejora posible y no un requisito ya configurado:</w:t>
-      </w:r>
-    </w:p>
-    <w:p>
-      <w:pPr>
-        <w:pStyle w:val="Textoindependiente"/>
-        <w:numPr>
-          <w:ilvl w:val="0"/>
-          <w:numId w:val="43"/>
-        </w:numPr>
-        <w:tabs>
-          <w:tab w:val="left" w:pos="709"/>
-        </w:tabs>
-        <w:rPr>
-          <w:lang w:val="es-CL"/>
-        </w:rPr>
-      </w:pPr>
-      <w:r>
-        <w:rPr>
-          <w:b/>
-          <w:lang w:val="es-CL"/>
-        </w:rPr>
-        <w:t>Entorno reproducible:</w:t>
-      </w:r>
-      <w:r>
-        <w:rPr>
-          <w:lang w:val="es-CL"/>
-        </w:rPr>
-        <w:t xml:space="preserve"> registrar las versiones de Node.js y </w:t>
-      </w:r>
-      <w:proofErr w:type="spellStart"/>
-      <w:r>
-        <w:rPr>
-          <w:lang w:val="es-CL"/>
-        </w:rPr>
-        <w:t>npm</w:t>
-      </w:r>
-      <w:proofErr w:type="spellEnd"/>
-      <w:r>
-        <w:rPr>
-          <w:lang w:val="es-CL"/>
-        </w:rPr>
-        <w:t xml:space="preserve"> utilizadas, instalar las dependencias desde el manifiesto y configurar las variables requeridas. Si se incorpora Docker en el futuro, documentar su configuración y validar que no requiera credenciales compartidas.</w:t>
-      </w:r>
-    </w:p>
-    <w:p>
-      <w:pPr>
-        <w:pStyle w:val="Ttulo1"/>
-        <w:rPr>
-          <w:lang w:val="es-CL"/>
-        </w:rPr>
-      </w:pPr>
-      <w:bookmarkStart w:id="29" w:name="_Toc243093430"/>
-      <w:r>
-        <w:rPr>
-          <w:lang w:val="es-CL"/>
-        </w:rPr>
-        <w:t>5. Despliegue, Docker y Manual Técnico</w:t>
-      </w:r>
-      <w:bookmarkEnd w:id="29"/>
+        <w:t>)</w:t>
+      </w:r>
+      <w:bookmarkEnd w:id="30"/>
     </w:p>
     <w:p>
       <w:pPr>
@@ -8705,98 +8648,11 @@
           <w:lang w:val="es-CL"/>
         </w:rPr>
       </w:pPr>
-      <w:bookmarkStart w:id="30" w:name="_Toc243093431"/>
-      <w:r>
-        <w:rPr>
-          <w:lang w:val="es-CL"/>
-        </w:rPr>
-        <w:t>5.1. Entorno de Portabilidad (</w:t>
-      </w:r>
-      <w:proofErr w:type="spellStart"/>
-      <w:r>
-        <w:rPr>
-          <w:lang w:val="es-CL"/>
-        </w:rPr>
-        <w:t>Dockerfiles</w:t>
-      </w:r>
-      <w:proofErr w:type="spellEnd"/>
-      <w:r>
-        <w:rPr>
-          <w:lang w:val="es-CL"/>
-        </w:rPr>
-        <w:t xml:space="preserve"> y </w:t>
-      </w:r>
-      <w:proofErr w:type="spellStart"/>
-      <w:r>
-        <w:rPr>
-          <w:lang w:val="es-CL"/>
-        </w:rPr>
-        <w:t>docker-compose</w:t>
-      </w:r>
-      <w:proofErr w:type="spellEnd"/>
-      <w:r>
-        <w:rPr>
-          <w:lang w:val="es-CL"/>
-        </w:rPr>
-        <w:t>)</w:t>
-      </w:r>
-      <w:bookmarkEnd w:id="30"/>
-    </w:p>
-    <w:p>
-      <w:pPr>
-        <w:pStyle w:val="Textoindependiente"/>
-        <w:rPr>
-          <w:lang w:val="es-CL"/>
-        </w:rPr>
-      </w:pPr>
-      <w:r>
-        <w:rPr>
-          <w:lang w:val="es-CL"/>
-        </w:rPr>
-        <w:t xml:space="preserve">La aplicación web no incluye configuración Docker verificada en este checkout. Para ejecutarla localmente se requiere Node.js, </w:t>
-      </w:r>
-      <w:proofErr w:type="spellStart"/>
-      <w:r>
-        <w:rPr>
-          <w:lang w:val="es-CL"/>
-        </w:rPr>
-        <w:t>npm</w:t>
-      </w:r>
-      <w:proofErr w:type="spellEnd"/>
-      <w:r>
-        <w:rPr>
-          <w:lang w:val="es-CL"/>
-        </w:rPr>
-        <w:t xml:space="preserve"> y acceso a un proyecto Supabase configurado. La contenerización queda como trabajo futuro, no como paso necesario para iniciar el </w:t>
-      </w:r>
-      <w:proofErr w:type="spellStart"/>
-      <w:r>
-        <w:rPr>
-          <w:lang w:val="es-CL"/>
-        </w:rPr>
-        <w:t>frontend</w:t>
-      </w:r>
-      <w:proofErr w:type="spellEnd"/>
-      <w:r>
-        <w:rPr>
-          <w:lang w:val="es-CL"/>
-        </w:rPr>
-        <w:t>.</w:t>
-      </w:r>
-    </w:p>
-    <w:p>
-      <w:pPr>
-        <w:pStyle w:val="Ttulo2"/>
-        <w:rPr>
-          <w:lang w:val="es-CL"/>
-        </w:rPr>
-      </w:pPr>
       <w:bookmarkStart w:id="31" w:name="_Toc243093432"/>
       <w:r>
         <w:rPr>
           <w:lang w:val="es-CL"/>
         </w:rPr>
-        <w:lastRenderedPageBreak/>
         <w:t>5.2. Variables de entorno</w:t>
       </w:r>
       <w:bookmarkEnd w:id="31"/>
@@ -8944,6 +8800,7 @@
         <w:rPr>
           <w:lang w:val="es-CL"/>
         </w:rPr>
+        <w:lastRenderedPageBreak/>
         <w:t>5.3. Cómo levantar el sistema localmente</w:t>
       </w:r>
       <w:bookmarkEnd w:id="32"/>
@@ -9367,384 +9224,6 @@
     </w:p>
     <w:p>
       <w:pPr>
-        <w:pStyle w:val="Textoindependiente"/>
-        <w:rPr>
-          <w:lang w:val="es-CL"/>
-        </w:rPr>
-      </w:pPr>
-      <w:r>
-        <w:rPr>
-          <w:lang w:val="es-CL"/>
-        </w:rPr>
-        <w:t xml:space="preserve">En el </w:t>
-      </w:r>
-      <w:proofErr w:type="spellStart"/>
-      <w:proofErr w:type="gramStart"/>
-      <w:r>
-        <w:rPr>
-          <w:rFonts w:ascii="Liberation Mono" w:hAnsi="Liberation Mono"/>
-          <w:lang w:val="es-CL"/>
-        </w:rPr>
-        <w:t>package.json</w:t>
-      </w:r>
-      <w:proofErr w:type="spellEnd"/>
-      <w:proofErr w:type="gramEnd"/>
-      <w:r>
-        <w:rPr>
-          <w:lang w:val="es-CL"/>
-        </w:rPr>
-        <w:t xml:space="preserve"> de </w:t>
-      </w:r>
-      <w:proofErr w:type="gramStart"/>
-      <w:r>
-        <w:rPr>
-          <w:rFonts w:ascii="Liberation Mono" w:hAnsi="Liberation Mono"/>
-          <w:lang w:val="es-CL"/>
-        </w:rPr>
-        <w:t>apps</w:t>
-      </w:r>
-      <w:proofErr w:type="gramEnd"/>
-      <w:r>
-        <w:rPr>
-          <w:rFonts w:ascii="Liberation Mono" w:hAnsi="Liberation Mono"/>
-          <w:lang w:val="es-CL"/>
-        </w:rPr>
-        <w:t>/web</w:t>
-      </w:r>
-      <w:r>
-        <w:rPr>
-          <w:lang w:val="es-CL"/>
-        </w:rPr>
-        <w:t xml:space="preserve"> están configurados </w:t>
-      </w:r>
-      <w:proofErr w:type="spellStart"/>
-      <w:r>
-        <w:rPr>
-          <w:lang w:val="es-CL"/>
-        </w:rPr>
-        <w:t>lint</w:t>
-      </w:r>
-      <w:proofErr w:type="spellEnd"/>
-      <w:r>
-        <w:rPr>
-          <w:lang w:val="es-CL"/>
-        </w:rPr>
-        <w:t xml:space="preserve">, verificación de tipos y </w:t>
-      </w:r>
-      <w:proofErr w:type="spellStart"/>
-      <w:r>
-        <w:rPr>
-          <w:lang w:val="es-CL"/>
-        </w:rPr>
-        <w:t>build</w:t>
-      </w:r>
-      <w:proofErr w:type="spellEnd"/>
-      <w:r>
-        <w:rPr>
-          <w:lang w:val="es-CL"/>
-        </w:rPr>
-        <w:t>; no se encontró un comando de pruebas unitarias o E2E. Por ello, los flujos siguientes son casos de prueba manuales que deben registrarse con fecha, ambiente, resultado y evidencia. La ausencia de un registro se considera pendiente de validación, no una prueba aprobada.</w:t>
-      </w:r>
-    </w:p>
-    <w:p>
-      <w:pPr>
-        <w:pStyle w:val="Textoindependiente"/>
-        <w:numPr>
-          <w:ilvl w:val="0"/>
-          <w:numId w:val="46"/>
-        </w:numPr>
-        <w:tabs>
-          <w:tab w:val="left" w:pos="709"/>
-        </w:tabs>
-        <w:rPr>
-          <w:lang w:val="es-CL"/>
-        </w:rPr>
-      </w:pPr>
-      <w:r>
-        <w:rPr>
-          <w:b/>
-          <w:lang w:val="es-CL"/>
-        </w:rPr>
-        <w:t>Autenticación:</w:t>
-      </w:r>
-      <w:r>
-        <w:rPr>
-          <w:lang w:val="es-CL"/>
-        </w:rPr>
-        <w:t xml:space="preserve"> Registrar una cuenta, iniciar y cerrar sesión y visitar una ruta protegida. Resultado esperado: la sesión se crea o termina correctamente y la ruta respeta el estado de autenticación.</w:t>
-      </w:r>
-    </w:p>
-    <w:p>
-      <w:pPr>
-        <w:pStyle w:val="Textoindependiente"/>
-        <w:numPr>
-          <w:ilvl w:val="0"/>
-          <w:numId w:val="46"/>
-        </w:numPr>
-        <w:tabs>
-          <w:tab w:val="left" w:pos="709"/>
-        </w:tabs>
-        <w:rPr>
-          <w:lang w:val="es-CL"/>
-        </w:rPr>
-      </w:pPr>
-      <w:r>
-        <w:rPr>
-          <w:b/>
-          <w:lang w:val="es-CL"/>
-        </w:rPr>
-        <w:t>Catálogo y producto:</w:t>
-      </w:r>
-      <w:r>
-        <w:rPr>
-          <w:lang w:val="es-CL"/>
-        </w:rPr>
-        <w:t xml:space="preserve"> Consultar productos activos, abrir un detalle y revisar una publicación de vendedor. Resultado esperado: se presentan los datos disponibles y los errores de consulta no se confunden con un catálogo vacío.</w:t>
-      </w:r>
-    </w:p>
-    <w:p>
-      <w:pPr>
-        <w:pStyle w:val="Textoindependiente"/>
-        <w:numPr>
-          <w:ilvl w:val="0"/>
-          <w:numId w:val="46"/>
-        </w:numPr>
-        <w:tabs>
-          <w:tab w:val="left" w:pos="709"/>
-        </w:tabs>
-        <w:rPr>
-          <w:lang w:val="es-CL"/>
-        </w:rPr>
-      </w:pPr>
-      <w:r>
-        <w:rPr>
-          <w:b/>
-          <w:lang w:val="es-CL"/>
-        </w:rPr>
-        <w:t>Carrito:</w:t>
-      </w:r>
-      <w:r>
-        <w:rPr>
-          <w:lang w:val="es-CL"/>
-        </w:rPr>
-        <w:t xml:space="preserve"> Agregar un producto directo, modificar su cantidad, quitarlo, recargar y probar con una cuenta autenticada. Resultado esperado: total y cantidades coherentes; el carrito autenticado se sincroniza con Supabase.</w:t>
-      </w:r>
-    </w:p>
-    <w:p>
-      <w:pPr>
-        <w:pStyle w:val="Textoindependiente"/>
-        <w:numPr>
-          <w:ilvl w:val="0"/>
-          <w:numId w:val="46"/>
-        </w:numPr>
-        <w:tabs>
-          <w:tab w:val="left" w:pos="709"/>
-        </w:tabs>
-        <w:rPr>
-          <w:lang w:val="es-CL"/>
-        </w:rPr>
-      </w:pPr>
-      <w:r>
-        <w:rPr>
-          <w:b/>
-          <w:lang w:val="es-CL"/>
-        </w:rPr>
-        <w:lastRenderedPageBreak/>
-        <w:t>Checkout simulado:</w:t>
-      </w:r>
-      <w:r>
-        <w:rPr>
-          <w:lang w:val="es-CL"/>
-        </w:rPr>
-        <w:t xml:space="preserve"> Completar el checkout con Webpay o Mercado Pago simulado. Resultado esperado: la RPC crea una orden y sus ítems desde el carrito remoto, lo vacía y muestra confirmación; el flujo no se presenta como pago real.</w:t>
-      </w:r>
-    </w:p>
-    <w:p>
-      <w:pPr>
-        <w:pStyle w:val="Textoindependiente"/>
-        <w:numPr>
-          <w:ilvl w:val="0"/>
-          <w:numId w:val="46"/>
-        </w:numPr>
-        <w:tabs>
-          <w:tab w:val="left" w:pos="709"/>
-        </w:tabs>
-        <w:rPr>
-          <w:lang w:val="es-CL"/>
-        </w:rPr>
-      </w:pPr>
-      <w:r>
-        <w:rPr>
-          <w:b/>
-          <w:lang w:val="es-CL"/>
-        </w:rPr>
-        <w:t>Mensajería:</w:t>
-      </w:r>
-      <w:r>
-        <w:rPr>
-          <w:lang w:val="es-CL"/>
-        </w:rPr>
-        <w:t xml:space="preserve"> Iniciar una conversación, enviar un mensaje y abrirla desde otra sesión autorizada. Resultado esperado: historial y mensajes nuevos visibles conforme a las políticas RLS y Realtime.</w:t>
-      </w:r>
-    </w:p>
-    <w:p>
-      <w:pPr>
-        <w:pStyle w:val="Textoindependiente"/>
-        <w:numPr>
-          <w:ilvl w:val="0"/>
-          <w:numId w:val="46"/>
-        </w:numPr>
-        <w:tabs>
-          <w:tab w:val="left" w:pos="709"/>
-        </w:tabs>
-        <w:rPr>
-          <w:lang w:val="es-CL"/>
-        </w:rPr>
-      </w:pPr>
-      <w:r>
-        <w:rPr>
-          <w:b/>
-          <w:lang w:val="es-CL"/>
-        </w:rPr>
-        <w:t>Subasta:</w:t>
-      </w:r>
-      <w:r>
-        <w:rPr>
-          <w:lang w:val="es-CL"/>
-        </w:rPr>
-        <w:t xml:space="preserve"> Publicar una subasta, probar valores inválidos, registrar una puja y observar otra sesión. Resultado esperado: la interfaz valida el rango, la RPC es la vía de envío y la sala refleja los cambios de Realtime; RLS y </w:t>
-      </w:r>
-      <w:proofErr w:type="spellStart"/>
-      <w:r>
-        <w:rPr>
-          <w:lang w:val="es-CL"/>
-        </w:rPr>
-        <w:t>triggers</w:t>
-      </w:r>
-      <w:proofErr w:type="spellEnd"/>
-      <w:r>
-        <w:rPr>
-          <w:lang w:val="es-CL"/>
-        </w:rPr>
-        <w:t xml:space="preserve"> se verifican directamente en Supabase.</w:t>
-      </w:r>
-    </w:p>
-    <w:p>
-      <w:pPr>
-        <w:pStyle w:val="Textoindependiente"/>
-        <w:numPr>
-          <w:ilvl w:val="0"/>
-          <w:numId w:val="46"/>
-        </w:numPr>
-        <w:tabs>
-          <w:tab w:val="left" w:pos="709"/>
-        </w:tabs>
-        <w:rPr>
-          <w:lang w:val="es-CL"/>
-        </w:rPr>
-      </w:pPr>
-      <w:r>
-        <w:rPr>
-          <w:b/>
-          <w:lang w:val="es-CL"/>
-        </w:rPr>
-        <w:t>Retiro presencial con OTP:</w:t>
-      </w:r>
-      <w:r>
-        <w:rPr>
-          <w:lang w:val="es-CL"/>
-        </w:rPr>
-        <w:t xml:space="preserve"> Completar una compra con retiro en tienda, consultar el código desde la cuenta compradora, ingresar el código desde la cuenta vendedora y verificar que la orden pase de </w:t>
-      </w:r>
-      <w:proofErr w:type="spellStart"/>
-      <w:r>
-        <w:rPr>
-          <w:rFonts w:ascii="Liberation Mono" w:hAnsi="Liberation Mono"/>
-          <w:lang w:val="es-CL"/>
-        </w:rPr>
-        <w:t>pending_pickup</w:t>
-      </w:r>
-      <w:proofErr w:type="spellEnd"/>
-      <w:r>
-        <w:rPr>
-          <w:lang w:val="es-CL"/>
-        </w:rPr>
-        <w:t xml:space="preserve"> a </w:t>
-      </w:r>
-      <w:proofErr w:type="spellStart"/>
-      <w:r>
-        <w:rPr>
-          <w:rFonts w:ascii="Liberation Mono" w:hAnsi="Liberation Mono"/>
-          <w:lang w:val="es-CL"/>
-        </w:rPr>
-        <w:t>completed</w:t>
-      </w:r>
-      <w:proofErr w:type="spellEnd"/>
-      <w:r>
-        <w:rPr>
-          <w:lang w:val="es-CL"/>
-        </w:rPr>
-        <w:t>. Probar además un código incorrecto y el acceso a una orden ajena; la configuración de las RPC y políticas debe confirmarse en Supabase.</w:t>
-      </w:r>
-    </w:p>
-    <w:p>
-      <w:pPr>
-        <w:pStyle w:val="Textoindependiente"/>
-        <w:numPr>
-          <w:ilvl w:val="0"/>
-          <w:numId w:val="46"/>
-        </w:numPr>
-        <w:tabs>
-          <w:tab w:val="left" w:pos="709"/>
-        </w:tabs>
-        <w:rPr>
-          <w:lang w:val="es-CL"/>
-        </w:rPr>
-      </w:pPr>
-      <w:r>
-        <w:rPr>
-          <w:b/>
-          <w:lang w:val="es-CL"/>
-        </w:rPr>
-        <w:t>Custodia de pagos:</w:t>
-      </w:r>
-      <w:r>
-        <w:rPr>
-          <w:lang w:val="es-CL"/>
-        </w:rPr>
-        <w:t xml:space="preserve"> No aplicable a la versión web actual. Mantener pendiente hasta implementar y probar una pasarela real, custodia y liberación de fondos.</w:t>
-      </w:r>
-    </w:p>
-    <w:p>
-      <w:pPr>
-        <w:pStyle w:val="Textoindependiente"/>
-        <w:rPr>
-          <w:lang w:val="es-CL"/>
-        </w:rPr>
-      </w:pPr>
-      <w:r>
-        <w:rPr>
-          <w:lang w:val="es-CL"/>
-        </w:rPr>
-        <w:t xml:space="preserve">Después de cualquier cambio de esquema, repetir los flujos afectados contra un entorno de prueba de Supabase y registrar qué migraciones, RPC, </w:t>
-      </w:r>
-      <w:proofErr w:type="spellStart"/>
-      <w:r>
-        <w:rPr>
-          <w:lang w:val="es-CL"/>
-        </w:rPr>
-        <w:t>triggers</w:t>
-      </w:r>
-      <w:proofErr w:type="spellEnd"/>
-      <w:r>
-        <w:rPr>
-          <w:lang w:val="es-CL"/>
-        </w:rPr>
-        <w:t xml:space="preserve"> y políticas se utilizaron.</w:t>
-      </w:r>
-    </w:p>
-    <w:p>
-      <w:pPr>
         <w:pStyle w:val="Ttulo2"/>
         <w:rPr>
           <w:lang w:val="es-CL"/>
@@ -9758,238 +9237,6 @@
         <w:t>6.2. Pruebas de Rendimiento y Seguridad (Realtime, acceso y pagos)</w:t>
       </w:r>
       <w:bookmarkEnd w:id="35"/>
-    </w:p>
-    <w:p>
-      <w:pPr>
-        <w:pStyle w:val="Textoindependiente"/>
-        <w:numPr>
-          <w:ilvl w:val="0"/>
-          <w:numId w:val="47"/>
-        </w:numPr>
-        <w:tabs>
-          <w:tab w:val="left" w:pos="709"/>
-        </w:tabs>
-        <w:rPr>
-          <w:lang w:val="es-CL"/>
-        </w:rPr>
-      </w:pPr>
-      <w:r>
-        <w:rPr>
-          <w:b/>
-          <w:lang w:val="es-CL"/>
-        </w:rPr>
-        <w:t>Rendimiento de subastas:</w:t>
-      </w:r>
-      <w:r>
-        <w:rPr>
-          <w:lang w:val="es-CL"/>
-        </w:rPr>
-        <w:t xml:space="preserve"> medir el tiempo entre una puja aceptada y la actualización visible en varias sesiones; el objetivo de menos de 500 ms debe reportarse con número de clientes, ambiente, cantidad de operaciones y percentiles observados.</w:t>
-      </w:r>
-    </w:p>
-    <w:p>
-      <w:pPr>
-        <w:pStyle w:val="Textoindependiente"/>
-        <w:numPr>
-          <w:ilvl w:val="0"/>
-          <w:numId w:val="47"/>
-        </w:numPr>
-        <w:tabs>
-          <w:tab w:val="left" w:pos="709"/>
-        </w:tabs>
-        <w:rPr>
-          <w:lang w:val="es-CL"/>
-        </w:rPr>
-      </w:pPr>
-      <w:r>
-        <w:rPr>
-          <w:b/>
-          <w:lang w:val="es-CL"/>
-        </w:rPr>
-        <w:t>Concurrencia de pujas:</w:t>
-      </w:r>
-      <w:r>
-        <w:rPr>
-          <w:lang w:val="es-CL"/>
-        </w:rPr>
-        <w:t xml:space="preserve"> enviar ofertas simultáneas a una misma subasta y comprobar que la RPC/</w:t>
-      </w:r>
-      <w:proofErr w:type="spellStart"/>
-      <w:r>
-        <w:rPr>
-          <w:lang w:val="es-CL"/>
-        </w:rPr>
-        <w:t>triggers</w:t>
-      </w:r>
-      <w:proofErr w:type="spellEnd"/>
-      <w:r>
-        <w:rPr>
-          <w:lang w:val="es-CL"/>
-        </w:rPr>
-        <w:t xml:space="preserve"> de PostgreSQL conservan una única secuencia válida y rechazan montos fuera de regla.</w:t>
-      </w:r>
-    </w:p>
-    <w:p>
-      <w:pPr>
-        <w:pStyle w:val="Textoindependiente"/>
-        <w:numPr>
-          <w:ilvl w:val="0"/>
-          <w:numId w:val="47"/>
-        </w:numPr>
-        <w:tabs>
-          <w:tab w:val="left" w:pos="709"/>
-        </w:tabs>
-        <w:rPr>
-          <w:lang w:val="es-CL"/>
-        </w:rPr>
-      </w:pPr>
-      <w:r>
-        <w:rPr>
-          <w:b/>
-          <w:lang w:val="es-CL"/>
-        </w:rPr>
-        <w:t>Autorización:</w:t>
-      </w:r>
-      <w:r>
-        <w:rPr>
-          <w:lang w:val="es-CL"/>
-        </w:rPr>
-        <w:t xml:space="preserve"> probar con usuarios distintos el acceso a carritos, órdenes, mensajes y operaciones del vendedor; </w:t>
-      </w:r>
-      <w:proofErr w:type="gramStart"/>
-      <w:r>
-        <w:rPr>
-          <w:lang w:val="es-CL"/>
-        </w:rPr>
-        <w:t>confirmar</w:t>
-      </w:r>
-      <w:proofErr w:type="gramEnd"/>
-      <w:r>
-        <w:rPr>
-          <w:lang w:val="es-CL"/>
-        </w:rPr>
-        <w:t xml:space="preserve"> que RLS impide lecturas y escrituras ajenas.</w:t>
-      </w:r>
-    </w:p>
-    <w:p>
-      <w:pPr>
-        <w:pStyle w:val="Textoindependiente"/>
-        <w:numPr>
-          <w:ilvl w:val="0"/>
-          <w:numId w:val="47"/>
-        </w:numPr>
-        <w:tabs>
-          <w:tab w:val="left" w:pos="709"/>
-        </w:tabs>
-        <w:rPr>
-          <w:lang w:val="es-CL"/>
-        </w:rPr>
-      </w:pPr>
-      <w:r>
-        <w:rPr>
-          <w:b/>
-          <w:lang w:val="es-CL"/>
-        </w:rPr>
-        <w:t>Recuperación de conexión:</w:t>
-      </w:r>
-      <w:r>
-        <w:rPr>
-          <w:lang w:val="es-CL"/>
-        </w:rPr>
-        <w:t xml:space="preserve"> desconectar y reconectar una sala y comprobar que el estado se </w:t>
-      </w:r>
-      <w:proofErr w:type="spellStart"/>
-      <w:r>
-        <w:rPr>
-          <w:lang w:val="es-CL"/>
-        </w:rPr>
-        <w:t>resincroniza</w:t>
-      </w:r>
-      <w:proofErr w:type="spellEnd"/>
-      <w:r>
-        <w:rPr>
-          <w:lang w:val="es-CL"/>
-        </w:rPr>
-        <w:t xml:space="preserve"> desde Supabase sin perder la puja aceptada.</w:t>
-      </w:r>
-    </w:p>
-    <w:p>
-      <w:pPr>
-        <w:pStyle w:val="Textoindependiente"/>
-        <w:numPr>
-          <w:ilvl w:val="0"/>
-          <w:numId w:val="47"/>
-        </w:numPr>
-        <w:tabs>
-          <w:tab w:val="left" w:pos="709"/>
-        </w:tabs>
-        <w:rPr>
-          <w:lang w:val="es-CL"/>
-        </w:rPr>
-      </w:pPr>
-      <w:r>
-        <w:rPr>
-          <w:b/>
-          <w:lang w:val="es-CL"/>
-        </w:rPr>
-        <w:t>Pagos:</w:t>
-      </w:r>
-      <w:r>
-        <w:rPr>
-          <w:lang w:val="es-CL"/>
-        </w:rPr>
-        <w:t xml:space="preserve"> no ejecutar pruebas de carga o seguridad de Escrow mientras el flujo real no exista. Antes de habilitarlo, probar </w:t>
-      </w:r>
-      <w:proofErr w:type="spellStart"/>
-      <w:r>
-        <w:rPr>
-          <w:lang w:val="es-CL"/>
-        </w:rPr>
-        <w:t>webhooks</w:t>
-      </w:r>
-      <w:proofErr w:type="spellEnd"/>
-      <w:r>
-        <w:rPr>
-          <w:lang w:val="es-CL"/>
-        </w:rPr>
-        <w:t xml:space="preserve">, idempotencia, autorización, tratamiento de errores y prevención de doble liberación en un ambiente </w:t>
-      </w:r>
-      <w:proofErr w:type="spellStart"/>
-      <w:r>
-        <w:rPr>
-          <w:lang w:val="es-CL"/>
-        </w:rPr>
-        <w:t>sandbox</w:t>
-      </w:r>
-      <w:proofErr w:type="spellEnd"/>
-      <w:r>
-        <w:rPr>
-          <w:lang w:val="es-CL"/>
-        </w:rPr>
-        <w:t>. El OTP de retiro presencial debe probarse aparte como mecanismo de confirmación de entrega; no debe confundirse con la autorización financiera.</w:t>
-      </w:r>
-    </w:p>
-    <w:p>
-      <w:pPr>
-        <w:pStyle w:val="Textoindependiente"/>
-        <w:rPr>
-          <w:lang w:val="es-CL"/>
-        </w:rPr>
-      </w:pPr>
-      <w:r>
-        <w:rPr>
-          <w:lang w:val="es-CL"/>
-        </w:rPr>
-        <w:t>Toda medición debe acompañarse de fecha, versión, configuración, datos de entrada y resultado. No se deben publicar secretos ni datos personales en evidencias.</w:t>
-      </w:r>
-    </w:p>
-    <w:p>
-      <w:pPr>
-        <w:pStyle w:val="Textoindependiente"/>
-        <w:rPr>
-          <w:lang w:val="es-CL"/>
-        </w:rPr>
-      </w:pPr>
     </w:p>
     <w:p>
       <w:pPr>
